--- a/06-学生侧材料/讲义/元素与分析/铁钴镍铜锌-超级充实版（自学完整）.docx
+++ b/06-学生侧材料/讲义/元素与分析/铁钴镍铜锌-超级充实版（自学完整）.docx
@@ -3,6 +3,218 @@
 <w:document xmlns:w="http://schemas.openxmlformats.org/wordprocessingml/2006/main" xmlns:m="http://schemas.openxmlformats.org/officeDocument/2006/math" xmlns:r="http://schemas.openxmlformats.org/officeDocument/2006/relationships" xmlns:o="urn:schemas-microsoft-com:office:office" xmlns:v="urn:schemas-microsoft-com:vml" xmlns:w10="urn:schemas-microsoft-com:office:word" xmlns:a="http://schemas.openxmlformats.org/drawingml/2006/main" xmlns:pic="http://schemas.openxmlformats.org/drawingml/2006/picture" xmlns:wp="http://schemas.openxmlformats.org/drawingml/2006/wordprocessingDrawing">
   <w:body>
     <w:bookmarkStart w:id="83" w:name="第六讲铁钴镍铜锌过渡金属二"/>
+    <w:p>
+      <w:pPr>
+        <w:spacing w:after="1800" w:before="1200" w:line="276" w:lineRule="auto"/>
+        <w:jc w:val="center"/>
+      </w:pPr>
+    </w:p>
+    <w:p>
+      <w:pPr>
+        <w:spacing w:after="320" w:before="0" w:line="276" w:lineRule="auto"/>
+        <w:jc w:val="center"/>
+      </w:pPr>
+      <w:r>
+        <w:rPr>
+          <w:rFonts w:ascii="Times New Roman" w:hAnsi="Times New Roman" w:eastAsia="SimHei" w:cs="Times New Roman"/>
+          <w:b/>
+          <w:color w:val="17324D"/>
+          <w:sz w:val="64"/>
+        </w:rPr>
+        <w:t>化学竞赛习题册</w:t>
+      </w:r>
+    </w:p>
+    <w:p>
+      <w:pPr>
+        <w:spacing w:after="120" w:before="0" w:line="276" w:lineRule="auto"/>
+        <w:jc w:val="center"/>
+      </w:pPr>
+      <w:r>
+        <w:rPr>
+          <w:rFonts w:ascii="Times New Roman" w:hAnsi="Times New Roman" w:eastAsia="SimHei" w:cs="Times New Roman"/>
+          <w:b w:val="0"/>
+          <w:color w:val="5B6975"/>
+          <w:sz w:val="32"/>
+        </w:rPr>
+        <w:t>元素与分析</w:t>
+      </w:r>
+    </w:p>
+    <w:p>
+      <w:pPr>
+        <w:spacing w:after="600" w:before="0" w:line="276" w:lineRule="auto"/>
+        <w:jc w:val="center"/>
+      </w:pPr>
+      <w:r>
+        <w:rPr>
+          <w:rFonts w:ascii="Times New Roman" w:hAnsi="Times New Roman" w:eastAsia="SimHei" w:cs="Times New Roman"/>
+          <w:b/>
+          <w:color w:val="17324D"/>
+          <w:sz w:val="44"/>
+        </w:rPr>
+        <w:t>第六讲</w:t>
+      </w:r>
+      <w:r>
+        <w:rPr>
+          <w:rFonts w:ascii="Times New Roman" w:hAnsi="Times New Roman" w:eastAsia="Times New Roman" w:cs="Times New Roman"/>
+          <w:b/>
+          <w:color w:val="17324D"/>
+          <w:sz w:val="44"/>
+        </w:rPr>
+        <w:t>：</w:t>
+      </w:r>
+      <w:r>
+        <w:rPr>
+          <w:rFonts w:ascii="Times New Roman" w:hAnsi="Times New Roman" w:eastAsia="SimHei" w:cs="Times New Roman"/>
+          <w:b/>
+          <w:color w:val="17324D"/>
+          <w:sz w:val="44"/>
+        </w:rPr>
+        <w:t>铁</w:t>
+      </w:r>
+      <w:r>
+        <w:rPr>
+          <w:rFonts w:ascii="Times New Roman" w:hAnsi="Times New Roman" w:eastAsia="Times New Roman" w:cs="Times New Roman"/>
+          <w:b/>
+          <w:color w:val="17324D"/>
+          <w:sz w:val="44"/>
+        </w:rPr>
+        <w:t>、</w:t>
+      </w:r>
+      <w:r>
+        <w:rPr>
+          <w:rFonts w:ascii="Times New Roman" w:hAnsi="Times New Roman" w:eastAsia="SimHei" w:cs="Times New Roman"/>
+          <w:b/>
+          <w:color w:val="17324D"/>
+          <w:sz w:val="44"/>
+        </w:rPr>
+        <w:t>钴</w:t>
+      </w:r>
+      <w:r>
+        <w:rPr>
+          <w:rFonts w:ascii="Times New Roman" w:hAnsi="Times New Roman" w:eastAsia="Times New Roman" w:cs="Times New Roman"/>
+          <w:b/>
+          <w:color w:val="17324D"/>
+          <w:sz w:val="44"/>
+        </w:rPr>
+        <w:t>、</w:t>
+      </w:r>
+      <w:r>
+        <w:rPr>
+          <w:rFonts w:ascii="Times New Roman" w:hAnsi="Times New Roman" w:eastAsia="SimHei" w:cs="Times New Roman"/>
+          <w:b/>
+          <w:color w:val="17324D"/>
+          <w:sz w:val="44"/>
+        </w:rPr>
+        <w:t>镍</w:t>
+      </w:r>
+      <w:r>
+        <w:rPr>
+          <w:rFonts w:ascii="Times New Roman" w:hAnsi="Times New Roman" w:eastAsia="Times New Roman" w:cs="Times New Roman"/>
+          <w:b/>
+          <w:color w:val="17324D"/>
+          <w:sz w:val="44"/>
+        </w:rPr>
+        <w:t>、</w:t>
+      </w:r>
+      <w:r>
+        <w:rPr>
+          <w:rFonts w:ascii="Times New Roman" w:hAnsi="Times New Roman" w:eastAsia="SimHei" w:cs="Times New Roman"/>
+          <w:b/>
+          <w:color w:val="17324D"/>
+          <w:sz w:val="44"/>
+        </w:rPr>
+        <w:t>铜</w:t>
+      </w:r>
+      <w:r>
+        <w:rPr>
+          <w:rFonts w:ascii="Times New Roman" w:hAnsi="Times New Roman" w:eastAsia="Times New Roman" w:cs="Times New Roman"/>
+          <w:b/>
+          <w:color w:val="17324D"/>
+          <w:sz w:val="44"/>
+        </w:rPr>
+        <w:t>、</w:t>
+      </w:r>
+      <w:r>
+        <w:rPr>
+          <w:rFonts w:ascii="Times New Roman" w:hAnsi="Times New Roman" w:eastAsia="SimHei" w:cs="Times New Roman"/>
+          <w:b/>
+          <w:color w:val="17324D"/>
+          <w:sz w:val="44"/>
+        </w:rPr>
+        <w:t>锌</w:t>
+      </w:r>
+      <w:r>
+        <w:rPr>
+          <w:rFonts w:ascii="Times New Roman" w:hAnsi="Times New Roman" w:eastAsia="Times New Roman" w:cs="Times New Roman"/>
+          <w:b/>
+          <w:color w:val="17324D"/>
+          <w:sz w:val="44"/>
+        </w:rPr>
+        <w:t>（</w:t>
+      </w:r>
+      <w:r>
+        <w:rPr>
+          <w:rFonts w:ascii="Times New Roman" w:hAnsi="Times New Roman" w:eastAsia="SimHei" w:cs="Times New Roman"/>
+          <w:b/>
+          <w:color w:val="17324D"/>
+          <w:sz w:val="44"/>
+        </w:rPr>
+        <w:t>过渡金属二</w:t>
+      </w:r>
+      <w:r>
+        <w:rPr>
+          <w:rFonts w:ascii="Times New Roman" w:hAnsi="Times New Roman" w:eastAsia="Times New Roman" w:cs="Times New Roman"/>
+          <w:b/>
+          <w:color w:val="17324D"/>
+          <w:sz w:val="44"/>
+        </w:rPr>
+        <w:t>）</w:t>
+      </w:r>
+    </w:p>
+    <w:p>
+      <w:pPr>
+        <w:spacing w:after="600" w:before="120" w:line="276" w:lineRule="auto"/>
+        <w:jc w:val="center"/>
+        <w:pBdr>
+          <w:bottom w:val="single" w:sz="8" w:space="4" w:color="4A6577"/>
+        </w:pBdr>
+      </w:pPr>
+    </w:p>
+    <w:p>
+      <w:pPr>
+        <w:spacing w:after="160" w:before="0" w:line="276" w:lineRule="auto"/>
+        <w:jc w:val="center"/>
+      </w:pPr>
+      <w:r>
+        <w:rPr>
+          <w:rFonts w:ascii="Times New Roman" w:hAnsi="Times New Roman" w:eastAsia="FangSong" w:cs="Times New Roman"/>
+          <w:b w:val="0"/>
+          <w:color w:val="5B6975"/>
+          <w:sz w:val="24"/>
+        </w:rPr>
+        <w:t>日期</w:t>
+      </w:r>
+      <w:r>
+        <w:rPr>
+          <w:rFonts w:ascii="Times New Roman" w:hAnsi="Times New Roman" w:eastAsia="Times New Roman" w:cs="Times New Roman"/>
+          <w:b w:val="0"/>
+          <w:color w:val="5B6975"/>
+          <w:sz w:val="24"/>
+        </w:rPr>
+        <w:t>：2026-09-10</w:t>
+      </w:r>
+    </w:p>
+    <w:p>
+      <w:pPr>
+        <w:jc w:val="center"/>
+      </w:pPr>
+      <w:r>
+        <w:rPr>
+          <w:rFonts w:ascii="Times New Roman" w:hAnsi="Times New Roman" w:eastAsia="Times New Roman" w:cs="Times New Roman"/>
+        </w:rPr>
+        <w:br w:type="page"/>
+      </w:r>
+    </w:p>
     <w:p>
       <w:pPr>
         <w:pStyle w:val="Heading1"/>
@@ -37770,6 +37982,18 @@
         <w:rPr>
           <w:rFonts w:hint="eastAsia" w:ascii="Times New Roman" w:hAnsi="Times New Roman" w:eastAsia="FangSong" w:cs="Times New Roman"/>
         </w:rPr>
+        <w:t>元素与分析</w:t>
+      </w:r>
+      <w:r>
+        <w:rPr>
+          <w:rFonts w:hint="eastAsia" w:ascii="Times New Roman" w:hAnsi="Times New Roman" w:eastAsia="Times New Roman" w:cs="Times New Roman"/>
+        </w:rPr>
+        <w:t>/</w:t>
+      </w:r>
+      <w:r>
+        <w:rPr>
+          <w:rFonts w:hint="eastAsia" w:ascii="Times New Roman" w:hAnsi="Times New Roman" w:eastAsia="FangSong" w:cs="Times New Roman"/>
+        </w:rPr>
         <w:t>钛钒铬锰</w:t>
       </w:r>
       <w:r>
@@ -37842,6 +38066,18 @@
           <w:rFonts w:hint="eastAsia" w:ascii="Times New Roman" w:hAnsi="Times New Roman" w:eastAsia="FangSong" w:cs="Times New Roman"/>
         </w:rPr>
         <w:t>学生讲义</w:t>
+      </w:r>
+      <w:r>
+        <w:rPr>
+          <w:rFonts w:hint="eastAsia" w:ascii="Times New Roman" w:hAnsi="Times New Roman" w:eastAsia="Times New Roman" w:cs="Times New Roman"/>
+        </w:rPr>
+        <w:t>/</w:t>
+      </w:r>
+      <w:r>
+        <w:rPr>
+          <w:rFonts w:hint="eastAsia" w:ascii="Times New Roman" w:hAnsi="Times New Roman" w:eastAsia="FangSong" w:cs="Times New Roman"/>
+        </w:rPr>
+        <w:t>元素与分析</w:t>
       </w:r>
       <w:r>
         <w:rPr>

--- a/06-学生侧材料/讲义/元素与分析/铁钴镍铜锌-超级充实版（自学完整）.docx
+++ b/06-学生侧材料/讲义/元素与分析/铁钴镍铜锌-超级充实版（自学完整）.docx
@@ -3,218 +3,6 @@
 <w:document xmlns:w="http://schemas.openxmlformats.org/wordprocessingml/2006/main" xmlns:m="http://schemas.openxmlformats.org/officeDocument/2006/math" xmlns:r="http://schemas.openxmlformats.org/officeDocument/2006/relationships" xmlns:o="urn:schemas-microsoft-com:office:office" xmlns:v="urn:schemas-microsoft-com:vml" xmlns:w10="urn:schemas-microsoft-com:office:word" xmlns:a="http://schemas.openxmlformats.org/drawingml/2006/main" xmlns:pic="http://schemas.openxmlformats.org/drawingml/2006/picture" xmlns:wp="http://schemas.openxmlformats.org/drawingml/2006/wordprocessingDrawing">
   <w:body>
     <w:bookmarkStart w:id="83" w:name="第六讲铁钴镍铜锌过渡金属二"/>
-    <w:p>
-      <w:pPr>
-        <w:spacing w:after="1800" w:before="1200" w:line="276" w:lineRule="auto"/>
-        <w:jc w:val="center"/>
-      </w:pPr>
-    </w:p>
-    <w:p>
-      <w:pPr>
-        <w:spacing w:after="320" w:before="0" w:line="276" w:lineRule="auto"/>
-        <w:jc w:val="center"/>
-      </w:pPr>
-      <w:r>
-        <w:rPr>
-          <w:rFonts w:ascii="Times New Roman" w:hAnsi="Times New Roman" w:eastAsia="SimHei" w:cs="Times New Roman"/>
-          <w:b/>
-          <w:color w:val="17324D"/>
-          <w:sz w:val="64"/>
-        </w:rPr>
-        <w:t>化学竞赛习题册</w:t>
-      </w:r>
-    </w:p>
-    <w:p>
-      <w:pPr>
-        <w:spacing w:after="120" w:before="0" w:line="276" w:lineRule="auto"/>
-        <w:jc w:val="center"/>
-      </w:pPr>
-      <w:r>
-        <w:rPr>
-          <w:rFonts w:ascii="Times New Roman" w:hAnsi="Times New Roman" w:eastAsia="SimHei" w:cs="Times New Roman"/>
-          <w:b w:val="0"/>
-          <w:color w:val="5B6975"/>
-          <w:sz w:val="32"/>
-        </w:rPr>
-        <w:t>元素与分析</w:t>
-      </w:r>
-    </w:p>
-    <w:p>
-      <w:pPr>
-        <w:spacing w:after="600" w:before="0" w:line="276" w:lineRule="auto"/>
-        <w:jc w:val="center"/>
-      </w:pPr>
-      <w:r>
-        <w:rPr>
-          <w:rFonts w:ascii="Times New Roman" w:hAnsi="Times New Roman" w:eastAsia="SimHei" w:cs="Times New Roman"/>
-          <w:b/>
-          <w:color w:val="17324D"/>
-          <w:sz w:val="44"/>
-        </w:rPr>
-        <w:t>第六讲</w:t>
-      </w:r>
-      <w:r>
-        <w:rPr>
-          <w:rFonts w:ascii="Times New Roman" w:hAnsi="Times New Roman" w:eastAsia="Times New Roman" w:cs="Times New Roman"/>
-          <w:b/>
-          <w:color w:val="17324D"/>
-          <w:sz w:val="44"/>
-        </w:rPr>
-        <w:t>：</w:t>
-      </w:r>
-      <w:r>
-        <w:rPr>
-          <w:rFonts w:ascii="Times New Roman" w:hAnsi="Times New Roman" w:eastAsia="SimHei" w:cs="Times New Roman"/>
-          <w:b/>
-          <w:color w:val="17324D"/>
-          <w:sz w:val="44"/>
-        </w:rPr>
-        <w:t>铁</w:t>
-      </w:r>
-      <w:r>
-        <w:rPr>
-          <w:rFonts w:ascii="Times New Roman" w:hAnsi="Times New Roman" w:eastAsia="Times New Roman" w:cs="Times New Roman"/>
-          <w:b/>
-          <w:color w:val="17324D"/>
-          <w:sz w:val="44"/>
-        </w:rPr>
-        <w:t>、</w:t>
-      </w:r>
-      <w:r>
-        <w:rPr>
-          <w:rFonts w:ascii="Times New Roman" w:hAnsi="Times New Roman" w:eastAsia="SimHei" w:cs="Times New Roman"/>
-          <w:b/>
-          <w:color w:val="17324D"/>
-          <w:sz w:val="44"/>
-        </w:rPr>
-        <w:t>钴</w:t>
-      </w:r>
-      <w:r>
-        <w:rPr>
-          <w:rFonts w:ascii="Times New Roman" w:hAnsi="Times New Roman" w:eastAsia="Times New Roman" w:cs="Times New Roman"/>
-          <w:b/>
-          <w:color w:val="17324D"/>
-          <w:sz w:val="44"/>
-        </w:rPr>
-        <w:t>、</w:t>
-      </w:r>
-      <w:r>
-        <w:rPr>
-          <w:rFonts w:ascii="Times New Roman" w:hAnsi="Times New Roman" w:eastAsia="SimHei" w:cs="Times New Roman"/>
-          <w:b/>
-          <w:color w:val="17324D"/>
-          <w:sz w:val="44"/>
-        </w:rPr>
-        <w:t>镍</w:t>
-      </w:r>
-      <w:r>
-        <w:rPr>
-          <w:rFonts w:ascii="Times New Roman" w:hAnsi="Times New Roman" w:eastAsia="Times New Roman" w:cs="Times New Roman"/>
-          <w:b/>
-          <w:color w:val="17324D"/>
-          <w:sz w:val="44"/>
-        </w:rPr>
-        <w:t>、</w:t>
-      </w:r>
-      <w:r>
-        <w:rPr>
-          <w:rFonts w:ascii="Times New Roman" w:hAnsi="Times New Roman" w:eastAsia="SimHei" w:cs="Times New Roman"/>
-          <w:b/>
-          <w:color w:val="17324D"/>
-          <w:sz w:val="44"/>
-        </w:rPr>
-        <w:t>铜</w:t>
-      </w:r>
-      <w:r>
-        <w:rPr>
-          <w:rFonts w:ascii="Times New Roman" w:hAnsi="Times New Roman" w:eastAsia="Times New Roman" w:cs="Times New Roman"/>
-          <w:b/>
-          <w:color w:val="17324D"/>
-          <w:sz w:val="44"/>
-        </w:rPr>
-        <w:t>、</w:t>
-      </w:r>
-      <w:r>
-        <w:rPr>
-          <w:rFonts w:ascii="Times New Roman" w:hAnsi="Times New Roman" w:eastAsia="SimHei" w:cs="Times New Roman"/>
-          <w:b/>
-          <w:color w:val="17324D"/>
-          <w:sz w:val="44"/>
-        </w:rPr>
-        <w:t>锌</w:t>
-      </w:r>
-      <w:r>
-        <w:rPr>
-          <w:rFonts w:ascii="Times New Roman" w:hAnsi="Times New Roman" w:eastAsia="Times New Roman" w:cs="Times New Roman"/>
-          <w:b/>
-          <w:color w:val="17324D"/>
-          <w:sz w:val="44"/>
-        </w:rPr>
-        <w:t>（</w:t>
-      </w:r>
-      <w:r>
-        <w:rPr>
-          <w:rFonts w:ascii="Times New Roman" w:hAnsi="Times New Roman" w:eastAsia="SimHei" w:cs="Times New Roman"/>
-          <w:b/>
-          <w:color w:val="17324D"/>
-          <w:sz w:val="44"/>
-        </w:rPr>
-        <w:t>过渡金属二</w:t>
-      </w:r>
-      <w:r>
-        <w:rPr>
-          <w:rFonts w:ascii="Times New Roman" w:hAnsi="Times New Roman" w:eastAsia="Times New Roman" w:cs="Times New Roman"/>
-          <w:b/>
-          <w:color w:val="17324D"/>
-          <w:sz w:val="44"/>
-        </w:rPr>
-        <w:t>）</w:t>
-      </w:r>
-    </w:p>
-    <w:p>
-      <w:pPr>
-        <w:spacing w:after="600" w:before="120" w:line="276" w:lineRule="auto"/>
-        <w:jc w:val="center"/>
-        <w:pBdr>
-          <w:bottom w:val="single" w:sz="8" w:space="4" w:color="4A6577"/>
-        </w:pBdr>
-      </w:pPr>
-    </w:p>
-    <w:p>
-      <w:pPr>
-        <w:spacing w:after="160" w:before="0" w:line="276" w:lineRule="auto"/>
-        <w:jc w:val="center"/>
-      </w:pPr>
-      <w:r>
-        <w:rPr>
-          <w:rFonts w:ascii="Times New Roman" w:hAnsi="Times New Roman" w:eastAsia="FangSong" w:cs="Times New Roman"/>
-          <w:b w:val="0"/>
-          <w:color w:val="5B6975"/>
-          <w:sz w:val="24"/>
-        </w:rPr>
-        <w:t>日期</w:t>
-      </w:r>
-      <w:r>
-        <w:rPr>
-          <w:rFonts w:ascii="Times New Roman" w:hAnsi="Times New Roman" w:eastAsia="Times New Roman" w:cs="Times New Roman"/>
-          <w:b w:val="0"/>
-          <w:color w:val="5B6975"/>
-          <w:sz w:val="24"/>
-        </w:rPr>
-        <w:t>：2026-09-10</w:t>
-      </w:r>
-    </w:p>
-    <w:p>
-      <w:pPr>
-        <w:jc w:val="center"/>
-      </w:pPr>
-      <w:r>
-        <w:rPr>
-          <w:rFonts w:ascii="Times New Roman" w:hAnsi="Times New Roman" w:eastAsia="Times New Roman" w:cs="Times New Roman"/>
-        </w:rPr>
-        <w:br w:type="page"/>
-      </w:r>
-    </w:p>
     <w:p>
       <w:pPr>
         <w:pStyle w:val="Heading1"/>

--- a/06-学生侧材料/讲义/元素与分析/铁钴镍铜锌-超级充实版（自学完整）.docx
+++ b/06-学生侧材料/讲义/元素与分析/铁钴镍铜锌-超级充实版（自学完整）.docx
@@ -21186,365 +21186,409 @@
         </w:rPr>
         <w:t xml:space="preserve">火法炼铜流程</w:t>
       </w:r>
-    </w:p>
-    <w:p>
-      <w:pPr>
-        <w:pStyle w:val="SourceCode"/>
-      </w:pPr>
-      <w:r>
-        <w:rPr>
-          <w:rStyle w:val="VerbatimChar"/>
-          <w:rFonts w:ascii="Times New Roman" w:hAnsi="Times New Roman" w:eastAsia="Times New Roman" w:cs="Times New Roman"/>
-        </w:rPr>
-        <w:t xml:space="preserve">graph LR</w:t>
-      </w:r>
-      <w:r>
-        <w:rPr>
-          <w:rFonts w:ascii="Times New Roman" w:hAnsi="Times New Roman" w:eastAsia="Times New Roman" w:cs="Times New Roman"/>
-        </w:rPr>
-        <w:br/>
-      </w:r>
-      <w:r>
-        <w:rPr>
-          <w:rStyle w:val="VerbatimChar"/>
-          <w:rFonts w:ascii="Times New Roman" w:hAnsi="Times New Roman" w:eastAsia="Times New Roman" w:cs="Times New Roman"/>
-        </w:rPr>
-        <w:t xml:space="preserve">    </w:t>
-      </w:r>
-      <w:r>
-        <w:rPr>
-          <w:rStyle w:val="VerbatimChar"/>
-          <w:rFonts w:hint="eastAsia" w:ascii="Times New Roman" w:hAnsi="Times New Roman" w:eastAsia="Times New Roman" w:cs="Times New Roman"/>
-        </w:rPr>
-        <w:t>A[</w:t>
-      </w:r>
-      <w:r>
-        <w:rPr>
-          <w:rStyle w:val="VerbatimChar"/>
-          <w:rFonts w:hint="eastAsia" w:ascii="Times New Roman" w:hAnsi="Times New Roman" w:eastAsia="FangSong" w:cs="Times New Roman"/>
-        </w:rPr>
-        <w:t>黄铜矿</w:t>
-      </w:r>
-      <w:r>
-        <w:rPr>
-          <w:rStyle w:val="VerbatimChar"/>
-          <w:rFonts w:ascii="Times New Roman" w:hAnsi="Times New Roman" w:eastAsia="Times New Roman" w:cs="Times New Roman"/>
+      <w:r>
+        <w:rPr>
+          <w:rFonts w:ascii="Times New Roman" w:hAnsi="Times New Roman" w:eastAsia="FangSong" w:cs="Times New Roman"/>
+          <w:b w:val="0"/>
+          <w:i w:val="0"/>
+          <w:sz w:val="21"/>
+        </w:rPr>
+        <w:t xml:space="preserve"> </w:t>
+      </w:r>
+      <w:r>
+        <w:rPr>
+          <w:rFonts w:hint="eastAsia" w:ascii="Times New Roman" w:hAnsi="Times New Roman" w:eastAsia="FangSong" w:cs="Times New Roman"/>
+          <w:b w:val="0"/>
+          <w:i w:val="0"/>
+          <w:sz w:val="21"/>
+        </w:rPr>
+        <w:t xml:space="preserve">黄铜矿</w:t>
+      </w:r>
+      <w:r>
+        <w:rPr>
+          <w:rFonts w:ascii="Times New Roman" w:hAnsi="Times New Roman" w:eastAsia="FangSong" w:cs="Times New Roman"/>
+          <w:b w:val="0"/>
+          <w:i w:val="0"/>
+          <w:sz w:val="21"/>
         </w:rPr>
         <w:t xml:space="preserve"> CuFeS</w:t>
       </w:r>
       <w:r>
         <w:rPr>
-          <w:rStyle w:val="VerbatimChar"/>
-          <w:rFonts w:ascii="Times New Roman" w:hAnsi="Times New Roman" w:eastAsia="Times New Roman" w:cs="Times New Roman"/>
+          <w:rFonts w:ascii="Times New Roman" w:hAnsi="Times New Roman" w:eastAsia="FangSong" w:cs="Times New Roman"/>
+          <w:b w:val="0"/>
+          <w:i w:val="0"/>
+          <w:sz w:val="21"/>
           <w:vertAlign w:val="subscript"/>
         </w:rPr>
         <w:t>2</w:t>
       </w:r>
       <w:r>
         <w:rPr>
-          <w:rStyle w:val="VerbatimChar"/>
-          <w:rFonts w:ascii="Times New Roman" w:hAnsi="Times New Roman" w:eastAsia="Times New Roman" w:cs="Times New Roman"/>
-        </w:rPr>
-        <w:t xml:space="preserve">] </w:t>
-      </w:r>
-      <w:r>
-        <w:rPr>
-          <w:rStyle w:val="VerbatimChar"/>
-          <w:rFonts w:hint="eastAsia" w:ascii="Times New Roman" w:hAnsi="Times New Roman" w:eastAsia="Times New Roman" w:cs="Times New Roman"/>
-        </w:rPr>
-        <w:t>--"</w:t>
-      </w:r>
-      <w:r>
-        <w:rPr>
-          <w:rStyle w:val="VerbatimChar"/>
-          <w:rFonts w:hint="eastAsia" w:ascii="Times New Roman" w:hAnsi="Times New Roman" w:eastAsia="FangSong" w:cs="Times New Roman"/>
+          <w:rFonts w:ascii="Times New Roman" w:hAnsi="Times New Roman" w:eastAsia="FangSong" w:cs="Times New Roman"/>
+          <w:b w:val="0"/>
+          <w:i w:val="0"/>
+          <w:sz w:val="21"/>
+        </w:rPr>
+        <w:t xml:space="preserve"> </w:t>
+      </w:r>
+      <w:r>
+        <w:rPr>
+          <w:rFonts w:hint="eastAsia" w:ascii="Times New Roman" w:hAnsi="Times New Roman" w:eastAsia="FangSong" w:cs="Times New Roman"/>
+          <w:b w:val="0"/>
+          <w:i w:val="0"/>
+          <w:sz w:val="21"/>
+        </w:rPr>
+        <w:t>—（</w:t>
+      </w:r>
+      <w:r>
+        <w:rPr>
+          <w:rFonts w:hint="eastAsia" w:ascii="Times New Roman" w:hAnsi="Times New Roman" w:eastAsia="FangSong" w:cs="Times New Roman"/>
+          <w:b w:val="0"/>
+          <w:i w:val="0"/>
+          <w:sz w:val="21"/>
         </w:rPr>
         <w:t>焙烧</w:t>
       </w:r>
       <w:r>
         <w:rPr>
-          <w:rStyle w:val="VerbatimChar"/>
-          <w:rFonts w:hint="eastAsia" w:ascii="Times New Roman" w:hAnsi="Times New Roman" w:eastAsia="Times New Roman" w:cs="Times New Roman"/>
+          <w:rFonts w:hint="eastAsia" w:ascii="Times New Roman" w:hAnsi="Times New Roman" w:eastAsia="FangSong" w:cs="Times New Roman"/>
+          <w:b w:val="0"/>
+          <w:i w:val="0"/>
+          <w:sz w:val="21"/>
         </w:rPr>
         <w:t>/</w:t>
       </w:r>
       <w:r>
         <w:rPr>
-          <w:rStyle w:val="VerbatimChar"/>
-          <w:rFonts w:hint="eastAsia" w:ascii="Times New Roman" w:hAnsi="Times New Roman" w:eastAsia="FangSong" w:cs="Times New Roman"/>
+          <w:rFonts w:hint="eastAsia" w:ascii="Times New Roman" w:hAnsi="Times New Roman" w:eastAsia="FangSong" w:cs="Times New Roman"/>
+          <w:b w:val="0"/>
+          <w:i w:val="0"/>
+          <w:sz w:val="21"/>
         </w:rPr>
         <w:t>熔炼</w:t>
       </w:r>
       <w:r>
         <w:rPr>
-          <w:rStyle w:val="VerbatimChar"/>
-          <w:rFonts w:ascii="Times New Roman" w:hAnsi="Times New Roman" w:eastAsia="Times New Roman" w:cs="Times New Roman"/>
-        </w:rPr>
-        <w:t xml:space="preserve"> \n +O</w:t>
-      </w:r>
-      <w:r>
-        <w:rPr>
-          <w:rStyle w:val="VerbatimChar"/>
-          <w:rFonts w:ascii="Times New Roman" w:hAnsi="Times New Roman" w:eastAsia="Times New Roman" w:cs="Times New Roman"/>
+          <w:rFonts w:hint="eastAsia" w:ascii="Times New Roman" w:hAnsi="Times New Roman" w:eastAsia="FangSong" w:cs="Times New Roman"/>
+          <w:b w:val="0"/>
+          <w:i w:val="0"/>
+          <w:sz w:val="21"/>
+        </w:rPr>
+        <w:t>，+</w:t>
+      </w:r>
+      <w:r>
+        <w:rPr>
+          <w:rFonts w:ascii="Times New Roman" w:hAnsi="Times New Roman" w:eastAsia="FangSong" w:cs="Times New Roman"/>
+          <w:b w:val="0"/>
+          <w:i w:val="0"/>
+          <w:sz w:val="21"/>
+        </w:rPr>
+        <w:t xml:space="preserve"> </w:t>
+      </w:r>
+      <w:r>
+        <w:rPr>
+          <w:rFonts w:hint="eastAsia" w:ascii="Times New Roman" w:hAnsi="Times New Roman" w:eastAsia="FangSong" w:cs="Times New Roman"/>
+          <w:b w:val="0"/>
+          <w:i w:val="0"/>
+          <w:sz w:val="21"/>
+        </w:rPr>
+        <w:t>O</w:t>
+      </w:r>
+      <w:r>
+        <w:rPr>
+          <w:rFonts w:hint="eastAsia" w:ascii="Times New Roman" w:hAnsi="Times New Roman" w:eastAsia="FangSong" w:cs="Times New Roman"/>
+          <w:b w:val="0"/>
+          <w:i w:val="0"/>
+          <w:sz w:val="21"/>
           <w:vertAlign w:val="subscript"/>
         </w:rPr>
         <w:t>2</w:t>
       </w:r>
       <w:r>
         <w:rPr>
-          <w:rStyle w:val="VerbatimChar"/>
-          <w:rFonts w:ascii="Times New Roman" w:hAnsi="Times New Roman" w:eastAsia="Times New Roman" w:cs="Times New Roman"/>
-        </w:rPr>
-        <w:t>, SiO</w:t>
-      </w:r>
-      <w:r>
-        <w:rPr>
-          <w:rStyle w:val="VerbatimChar"/>
-          <w:rFonts w:ascii="Times New Roman" w:hAnsi="Times New Roman" w:eastAsia="Times New Roman" w:cs="Times New Roman"/>
+          <w:rFonts w:hint="eastAsia" w:ascii="Times New Roman" w:hAnsi="Times New Roman" w:eastAsia="FangSong" w:cs="Times New Roman"/>
+          <w:b w:val="0"/>
+          <w:i w:val="0"/>
+          <w:sz w:val="21"/>
+        </w:rPr>
+        <w:t>、SiO</w:t>
+      </w:r>
+      <w:r>
+        <w:rPr>
+          <w:rFonts w:hint="eastAsia" w:ascii="Times New Roman" w:hAnsi="Times New Roman" w:eastAsia="FangSong" w:cs="Times New Roman"/>
+          <w:b w:val="0"/>
+          <w:i w:val="0"/>
+          <w:sz w:val="21"/>
           <w:vertAlign w:val="subscript"/>
         </w:rPr>
         <w:t>2</w:t>
       </w:r>
       <w:r>
         <w:rPr>
-          <w:rStyle w:val="VerbatimChar"/>
-          <w:rFonts w:ascii="Times New Roman" w:hAnsi="Times New Roman" w:eastAsia="Times New Roman" w:cs="Times New Roman"/>
-        </w:rPr>
-        <w:t xml:space="preserve">"--&gt; </w:t>
-      </w:r>
-      <w:r>
-        <w:rPr>
-          <w:rStyle w:val="VerbatimChar"/>
-          <w:rFonts w:hint="eastAsia" w:ascii="Times New Roman" w:hAnsi="Times New Roman" w:eastAsia="Times New Roman" w:cs="Times New Roman"/>
-        </w:rPr>
-        <w:t>B["</w:t>
-      </w:r>
-      <w:r>
-        <w:rPr>
-          <w:rStyle w:val="VerbatimChar"/>
-          <w:rFonts w:hint="eastAsia" w:ascii="Times New Roman" w:hAnsi="Times New Roman" w:eastAsia="FangSong" w:cs="Times New Roman"/>
-        </w:rPr>
-        <w:t>冰铜</w:t>
-      </w:r>
-      <w:r>
-        <w:rPr>
-          <w:rStyle w:val="VerbatimChar"/>
-          <w:rFonts w:ascii="Times New Roman" w:hAnsi="Times New Roman" w:eastAsia="Times New Roman" w:cs="Times New Roman"/>
+          <w:rFonts w:hint="eastAsia" w:ascii="Times New Roman" w:hAnsi="Times New Roman" w:eastAsia="FangSong" w:cs="Times New Roman"/>
+          <w:b w:val="0"/>
+          <w:i w:val="0"/>
+          <w:sz w:val="21"/>
+        </w:rPr>
+        <w:t>）→</w:t>
+      </w:r>
+      <w:r>
+        <w:rPr>
+          <w:rFonts w:ascii="Times New Roman" w:hAnsi="Times New Roman" w:eastAsia="FangSong" w:cs="Times New Roman"/>
+          <w:b w:val="0"/>
+          <w:i w:val="0"/>
+          <w:sz w:val="21"/>
+        </w:rPr>
+        <w:t xml:space="preserve"> </w:t>
+      </w:r>
+      <w:r>
+        <w:rPr>
+          <w:rFonts w:hint="eastAsia" w:ascii="Times New Roman" w:hAnsi="Times New Roman" w:eastAsia="FangSong" w:cs="Times New Roman"/>
+          <w:b w:val="0"/>
+          <w:i w:val="0"/>
+          <w:sz w:val="21"/>
+        </w:rPr>
+        <w:t xml:space="preserve">冰铜</w:t>
+      </w:r>
+      <w:r>
+        <w:rPr>
+          <w:rFonts w:ascii="Times New Roman" w:hAnsi="Times New Roman" w:eastAsia="FangSong" w:cs="Times New Roman"/>
+          <w:b w:val="0"/>
+          <w:i w:val="0"/>
+          <w:sz w:val="21"/>
         </w:rPr>
         <w:t xml:space="preserve"> (Cu</w:t>
       </w:r>
       <w:r>
         <w:rPr>
-          <w:rStyle w:val="VerbatimChar"/>
-          <w:rFonts w:ascii="Times New Roman" w:hAnsi="Times New Roman" w:eastAsia="Times New Roman" w:cs="Times New Roman"/>
+          <w:rFonts w:ascii="Times New Roman" w:hAnsi="Times New Roman" w:eastAsia="FangSong" w:cs="Times New Roman"/>
+          <w:b w:val="0"/>
+          <w:i w:val="0"/>
+          <w:sz w:val="21"/>
           <w:vertAlign w:val="subscript"/>
         </w:rPr>
         <w:t>2</w:t>
       </w:r>
       <w:r>
         <w:rPr>
-          <w:rStyle w:val="VerbatimChar"/>
-          <w:rFonts w:ascii="Times New Roman" w:hAnsi="Times New Roman" w:eastAsia="Times New Roman" w:cs="Times New Roman"/>
-        </w:rPr>
-        <w:t>S·FeS)"]</w:t>
-      </w:r>
-      <w:r>
-        <w:rPr>
-          <w:rFonts w:ascii="Times New Roman" w:hAnsi="Times New Roman" w:eastAsia="Times New Roman" w:cs="Times New Roman"/>
-        </w:rPr>
-        <w:br/>
-      </w:r>
-      <w:r>
-        <w:rPr>
-          <w:rStyle w:val="VerbatimChar"/>
-          <w:rFonts w:ascii="Times New Roman" w:hAnsi="Times New Roman" w:eastAsia="Times New Roman" w:cs="Times New Roman"/>
-        </w:rPr>
-        <w:t xml:space="preserve">    B </w:t>
-      </w:r>
-      <w:r>
-        <w:rPr>
-          <w:rStyle w:val="VerbatimChar"/>
-          <w:rFonts w:hint="eastAsia" w:ascii="Times New Roman" w:hAnsi="Times New Roman" w:eastAsia="Times New Roman" w:cs="Times New Roman"/>
-        </w:rPr>
-        <w:t>--"</w:t>
-      </w:r>
-      <w:r>
-        <w:rPr>
-          <w:rStyle w:val="VerbatimChar"/>
-          <w:rFonts w:hint="eastAsia" w:ascii="Times New Roman" w:hAnsi="Times New Roman" w:eastAsia="FangSong" w:cs="Times New Roman"/>
+          <w:rFonts w:ascii="Times New Roman" w:hAnsi="Times New Roman" w:eastAsia="FangSong" w:cs="Times New Roman"/>
+          <w:b w:val="0"/>
+          <w:i w:val="0"/>
+          <w:sz w:val="21"/>
+        </w:rPr>
+        <w:t xml:space="preserve">S·FeS) </w:t>
+      </w:r>
+      <w:r>
+        <w:rPr>
+          <w:rFonts w:hint="eastAsia" w:ascii="Times New Roman" w:hAnsi="Times New Roman" w:eastAsia="FangSong" w:cs="Times New Roman"/>
+          <w:b w:val="0"/>
+          <w:i w:val="0"/>
+          <w:sz w:val="21"/>
+        </w:rPr>
+        <w:t>—（</w:t>
+      </w:r>
+      <w:r>
+        <w:rPr>
+          <w:rFonts w:hint="eastAsia" w:ascii="Times New Roman" w:hAnsi="Times New Roman" w:eastAsia="FangSong" w:cs="Times New Roman"/>
+          <w:b w:val="0"/>
+          <w:i w:val="0"/>
+          <w:sz w:val="21"/>
         </w:rPr>
         <w:t>吹炼</w:t>
       </w:r>
       <w:r>
         <w:rPr>
-          <w:rStyle w:val="VerbatimChar"/>
-          <w:rFonts w:ascii="Times New Roman" w:hAnsi="Times New Roman" w:eastAsia="Times New Roman" w:cs="Times New Roman"/>
+          <w:rFonts w:hint="eastAsia" w:ascii="Times New Roman" w:hAnsi="Times New Roman" w:eastAsia="FangSong" w:cs="Times New Roman"/>
+          <w:b w:val="0"/>
+          <w:i w:val="0"/>
+          <w:sz w:val="21"/>
+        </w:rPr>
+        <w:t>，</w:t>
+      </w:r>
+      <w:r>
+        <w:rPr>
+          <w:rFonts w:hint="eastAsia" w:ascii="Times New Roman" w:hAnsi="Times New Roman" w:eastAsia="FangSong" w:cs="Times New Roman"/>
+          <w:b w:val="0"/>
+          <w:i w:val="0"/>
+          <w:sz w:val="21"/>
+        </w:rPr>
+        <w:t>转炉</w:t>
+      </w:r>
+      <w:r>
+        <w:rPr>
+          <w:rFonts w:ascii="Times New Roman" w:hAnsi="Times New Roman" w:eastAsia="FangSong" w:cs="Times New Roman"/>
+          <w:b w:val="0"/>
+          <w:i w:val="0"/>
+          <w:sz w:val="21"/>
+        </w:rPr>
+        <w:t xml:space="preserve"> + </w:t>
+      </w:r>
+      <w:r>
+        <w:rPr>
+          <w:rFonts w:hint="eastAsia" w:ascii="Times New Roman" w:hAnsi="Times New Roman" w:eastAsia="FangSong" w:cs="Times New Roman"/>
+          <w:b w:val="0"/>
+          <w:i w:val="0"/>
+          <w:sz w:val="21"/>
+        </w:rPr>
+        <w:t>O</w:t>
+      </w:r>
+      <w:r>
+        <w:rPr>
+          <w:rFonts w:hint="eastAsia" w:ascii="Times New Roman" w:hAnsi="Times New Roman" w:eastAsia="FangSong" w:cs="Times New Roman"/>
+          <w:b w:val="0"/>
+          <w:i w:val="0"/>
+          <w:sz w:val="21"/>
+          <w:vertAlign w:val="subscript"/>
+        </w:rPr>
+        <w:t>2</w:t>
+      </w:r>
+      <w:r>
+        <w:rPr>
+          <w:rFonts w:hint="eastAsia" w:ascii="Times New Roman" w:hAnsi="Times New Roman" w:eastAsia="FangSong" w:cs="Times New Roman"/>
+          <w:b w:val="0"/>
+          <w:i w:val="0"/>
+          <w:sz w:val="21"/>
+        </w:rPr>
+        <w:t>）→</w:t>
+      </w:r>
+      <w:r>
+        <w:rPr>
+          <w:rFonts w:ascii="Times New Roman" w:hAnsi="Times New Roman" w:eastAsia="FangSong" w:cs="Times New Roman"/>
+          <w:b w:val="0"/>
+          <w:i w:val="0"/>
+          <w:sz w:val="21"/>
         </w:rPr>
         <w:t xml:space="preserve"> </w:t>
       </w:r>
       <w:r>
         <w:rPr>
-          <w:rStyle w:val="VerbatimChar"/>
-          <w:rFonts w:hint="eastAsia" w:ascii="Times New Roman" w:hAnsi="Times New Roman" w:eastAsia="Times New Roman" w:cs="Times New Roman"/>
-        </w:rPr>
-        <w:t>(</w:t>
-      </w:r>
-      <w:r>
-        <w:rPr>
-          <w:rStyle w:val="VerbatimChar"/>
-          <w:rFonts w:hint="eastAsia" w:ascii="Times New Roman" w:hAnsi="Times New Roman" w:eastAsia="FangSong" w:cs="Times New Roman"/>
-        </w:rPr>
-        <w:t>转炉</w:t>
-      </w:r>
-      <w:r>
-        <w:rPr>
-          <w:rStyle w:val="VerbatimChar"/>
-          <w:rFonts w:hint="eastAsia" w:ascii="Times New Roman" w:hAnsi="Times New Roman" w:eastAsia="Times New Roman" w:cs="Times New Roman"/>
-        </w:rPr>
-        <w:t>)</w:t>
-      </w:r>
-      <w:r>
-        <w:rPr>
-          <w:rStyle w:val="VerbatimChar"/>
-          <w:rFonts w:ascii="Times New Roman" w:hAnsi="Times New Roman" w:eastAsia="Times New Roman" w:cs="Times New Roman"/>
-        </w:rPr>
-        <w:t xml:space="preserve"> \n +O</w:t>
-      </w:r>
-      <w:r>
-        <w:rPr>
-          <w:rStyle w:val="VerbatimChar"/>
-          <w:rFonts w:ascii="Times New Roman" w:hAnsi="Times New Roman" w:eastAsia="Times New Roman" w:cs="Times New Roman"/>
+          <w:rFonts w:hint="eastAsia" w:ascii="Times New Roman" w:hAnsi="Times New Roman" w:eastAsia="FangSong" w:cs="Times New Roman"/>
+          <w:b w:val="0"/>
+          <w:i w:val="0"/>
+          <w:sz w:val="21"/>
+        </w:rPr>
+        <w:t xml:space="preserve">粗铜</w:t>
+      </w:r>
+      <w:r>
+        <w:rPr>
+          <w:rFonts w:ascii="Times New Roman" w:hAnsi="Times New Roman" w:eastAsia="FangSong" w:cs="Times New Roman"/>
+          <w:b w:val="0"/>
+          <w:i w:val="0"/>
+          <w:sz w:val="21"/>
+        </w:rPr>
+        <w:t xml:space="preserve"> Cu ≈ 98.5% </w:t>
+      </w:r>
+      <w:r>
+        <w:rPr>
+          <w:rFonts w:hint="eastAsia" w:ascii="Times New Roman" w:hAnsi="Times New Roman" w:eastAsia="FangSong" w:cs="Times New Roman"/>
+          <w:b w:val="0"/>
+          <w:i w:val="0"/>
+          <w:sz w:val="21"/>
+        </w:rPr>
+        <w:t>—（</w:t>
+      </w:r>
+      <w:r>
+        <w:rPr>
+          <w:rFonts w:hint="eastAsia" w:ascii="Times New Roman" w:hAnsi="Times New Roman" w:eastAsia="FangSong" w:cs="Times New Roman"/>
+          <w:b w:val="0"/>
+          <w:i w:val="0"/>
+          <w:sz w:val="21"/>
+        </w:rPr>
+        <w:t>电解精炼</w:t>
+      </w:r>
+      <w:r>
+        <w:rPr>
+          <w:rFonts w:hint="eastAsia" w:ascii="Times New Roman" w:hAnsi="Times New Roman" w:eastAsia="FangSong" w:cs="Times New Roman"/>
+          <w:b w:val="0"/>
+          <w:i w:val="0"/>
+          <w:sz w:val="21"/>
+        </w:rPr>
+        <w:t>，CuSO</w:t>
+      </w:r>
+      <w:r>
+        <w:rPr>
+          <w:rFonts w:hint="eastAsia" w:ascii="Times New Roman" w:hAnsi="Times New Roman" w:eastAsia="FangSong" w:cs="Times New Roman"/>
+          <w:b w:val="0"/>
+          <w:i w:val="0"/>
+          <w:sz w:val="21"/>
           <w:vertAlign w:val="subscript"/>
         </w:rPr>
+        <w:t>4</w:t>
+      </w:r>
+      <w:r>
+        <w:rPr>
+          <w:rFonts w:hint="eastAsia" w:ascii="Times New Roman" w:hAnsi="Times New Roman" w:eastAsia="FangSong" w:cs="Times New Roman"/>
+          <w:b w:val="0"/>
+          <w:i w:val="0"/>
+          <w:sz w:val="21"/>
+        </w:rPr>
+        <w:t>/H</w:t>
+      </w:r>
+      <w:r>
+        <w:rPr>
+          <w:rFonts w:hint="eastAsia" w:ascii="Times New Roman" w:hAnsi="Times New Roman" w:eastAsia="FangSong" w:cs="Times New Roman"/>
+          <w:b w:val="0"/>
+          <w:i w:val="0"/>
+          <w:sz w:val="21"/>
+          <w:vertAlign w:val="subscript"/>
+        </w:rPr>
         <w:t>2</w:t>
       </w:r>
       <w:r>
         <w:rPr>
-          <w:rStyle w:val="VerbatimChar"/>
-          <w:rFonts w:ascii="Times New Roman" w:hAnsi="Times New Roman" w:eastAsia="Times New Roman" w:cs="Times New Roman"/>
-        </w:rPr>
-        <w:t xml:space="preserve">"--&gt; </w:t>
-      </w:r>
-      <w:r>
-        <w:rPr>
-          <w:rStyle w:val="VerbatimChar"/>
-          <w:rFonts w:hint="eastAsia" w:ascii="Times New Roman" w:hAnsi="Times New Roman" w:eastAsia="Times New Roman" w:cs="Times New Roman"/>
-        </w:rPr>
-        <w:t>C[</w:t>
-      </w:r>
-      <w:r>
-        <w:rPr>
-          <w:rStyle w:val="VerbatimChar"/>
-          <w:rFonts w:hint="eastAsia" w:ascii="Times New Roman" w:hAnsi="Times New Roman" w:eastAsia="FangSong" w:cs="Times New Roman"/>
-        </w:rPr>
-        <w:t>粗铜</w:t>
-      </w:r>
-      <w:r>
-        <w:rPr>
-          <w:rStyle w:val="VerbatimChar"/>
-          <w:rFonts w:ascii="Times New Roman" w:hAnsi="Times New Roman" w:eastAsia="Times New Roman" w:cs="Times New Roman"/>
-        </w:rPr>
-        <w:t xml:space="preserve"> Cu ≈98.5%]</w:t>
-      </w:r>
-      <w:r>
-        <w:rPr>
-          <w:rFonts w:ascii="Times New Roman" w:hAnsi="Times New Roman" w:eastAsia="Times New Roman" w:cs="Times New Roman"/>
-        </w:rPr>
-        <w:br/>
-      </w:r>
-      <w:r>
-        <w:rPr>
-          <w:rStyle w:val="VerbatimChar"/>
-          <w:rFonts w:ascii="Times New Roman" w:hAnsi="Times New Roman" w:eastAsia="Times New Roman" w:cs="Times New Roman"/>
-        </w:rPr>
-        <w:t xml:space="preserve">    C </w:t>
-      </w:r>
-      <w:r>
-        <w:rPr>
-          <w:rStyle w:val="VerbatimChar"/>
-          <w:rFonts w:hint="eastAsia" w:ascii="Times New Roman" w:hAnsi="Times New Roman" w:eastAsia="Times New Roman" w:cs="Times New Roman"/>
-        </w:rPr>
-        <w:t>--"</w:t>
-      </w:r>
-      <w:r>
-        <w:rPr>
-          <w:rStyle w:val="VerbatimChar"/>
-          <w:rFonts w:hint="eastAsia" w:ascii="Times New Roman" w:hAnsi="Times New Roman" w:eastAsia="FangSong" w:cs="Times New Roman"/>
-        </w:rPr>
-        <w:t>电解精炼</w:t>
-      </w:r>
-      <w:r>
-        <w:rPr>
-          <w:rStyle w:val="VerbatimChar"/>
-          <w:rFonts w:ascii="Times New Roman" w:hAnsi="Times New Roman" w:eastAsia="Times New Roman" w:cs="Times New Roman"/>
-        </w:rPr>
-        <w:t xml:space="preserve"> \n CuSO</w:t>
-      </w:r>
-      <w:r>
-        <w:rPr>
-          <w:rStyle w:val="VerbatimChar"/>
-          <w:rFonts w:ascii="Times New Roman" w:hAnsi="Times New Roman" w:eastAsia="Times New Roman" w:cs="Times New Roman"/>
+          <w:rFonts w:hint="eastAsia" w:ascii="Times New Roman" w:hAnsi="Times New Roman" w:eastAsia="FangSong" w:cs="Times New Roman"/>
+          <w:b w:val="0"/>
+          <w:i w:val="0"/>
+          <w:sz w:val="21"/>
+        </w:rPr>
+        <w:t>SO</w:t>
+      </w:r>
+      <w:r>
+        <w:rPr>
+          <w:rFonts w:hint="eastAsia" w:ascii="Times New Roman" w:hAnsi="Times New Roman" w:eastAsia="FangSong" w:cs="Times New Roman"/>
+          <w:b w:val="0"/>
+          <w:i w:val="0"/>
+          <w:sz w:val="21"/>
           <w:vertAlign w:val="subscript"/>
         </w:rPr>
         <w:t>4</w:t>
       </w:r>
       <w:r>
         <w:rPr>
-          <w:rStyle w:val="VerbatimChar"/>
-          <w:rFonts w:ascii="Times New Roman" w:hAnsi="Times New Roman" w:eastAsia="Times New Roman" w:cs="Times New Roman"/>
-        </w:rPr>
-        <w:t>/H</w:t>
-      </w:r>
-      <w:r>
-        <w:rPr>
-          <w:rStyle w:val="VerbatimChar"/>
-          <w:rFonts w:ascii="Times New Roman" w:hAnsi="Times New Roman" w:eastAsia="Times New Roman" w:cs="Times New Roman"/>
-          <w:vertAlign w:val="subscript"/>
-        </w:rPr>
-        <w:t>2</w:t>
-      </w:r>
-      <w:r>
-        <w:rPr>
-          <w:rStyle w:val="VerbatimChar"/>
-          <w:rFonts w:ascii="Times New Roman" w:hAnsi="Times New Roman" w:eastAsia="Times New Roman" w:cs="Times New Roman"/>
-        </w:rPr>
-        <w:t>SO</w:t>
-      </w:r>
-      <w:r>
-        <w:rPr>
-          <w:rStyle w:val="VerbatimChar"/>
-          <w:rFonts w:ascii="Times New Roman" w:hAnsi="Times New Roman" w:eastAsia="Times New Roman" w:cs="Times New Roman"/>
-          <w:vertAlign w:val="subscript"/>
-        </w:rPr>
-        <w:t>4</w:t>
-      </w:r>
-      <w:r>
-        <w:rPr>
-          <w:rStyle w:val="VerbatimChar"/>
-          <w:rFonts w:ascii="Times New Roman" w:hAnsi="Times New Roman" w:eastAsia="Times New Roman" w:cs="Times New Roman"/>
-        </w:rPr>
-        <w:t xml:space="preserve">"--&gt; </w:t>
-      </w:r>
-      <w:r>
-        <w:rPr>
-          <w:rStyle w:val="VerbatimChar"/>
-          <w:rFonts w:hint="eastAsia" w:ascii="Times New Roman" w:hAnsi="Times New Roman" w:eastAsia="Times New Roman" w:cs="Times New Roman"/>
-        </w:rPr>
-        <w:t>D[</w:t>
-      </w:r>
-      <w:r>
-        <w:rPr>
-          <w:rStyle w:val="VerbatimChar"/>
-          <w:rFonts w:hint="eastAsia" w:ascii="Times New Roman" w:hAnsi="Times New Roman" w:eastAsia="FangSong" w:cs="Times New Roman"/>
-        </w:rPr>
-        <w:t>纯铜</w:t>
-      </w:r>
-      <w:r>
-        <w:rPr>
-          <w:rStyle w:val="VerbatimChar"/>
-          <w:rFonts w:ascii="Times New Roman" w:hAnsi="Times New Roman" w:eastAsia="Times New Roman" w:cs="Times New Roman"/>
-        </w:rPr>
-        <w:t xml:space="preserve"> Cu &gt;99.9%]</w:t>
+          <w:rFonts w:hint="eastAsia" w:ascii="Times New Roman" w:hAnsi="Times New Roman" w:eastAsia="FangSong" w:cs="Times New Roman"/>
+          <w:b w:val="0"/>
+          <w:i w:val="0"/>
+          <w:sz w:val="21"/>
+        </w:rPr>
+        <w:t>）→</w:t>
+      </w:r>
+      <w:r>
+        <w:rPr>
+          <w:rFonts w:ascii="Times New Roman" w:hAnsi="Times New Roman" w:eastAsia="FangSong" w:cs="Times New Roman"/>
+          <w:b w:val="0"/>
+          <w:i w:val="0"/>
+          <w:sz w:val="21"/>
+        </w:rPr>
+        <w:t xml:space="preserve"> </w:t>
+      </w:r>
+      <w:r>
+        <w:rPr>
+          <w:rFonts w:hint="eastAsia" w:ascii="Times New Roman" w:hAnsi="Times New Roman" w:eastAsia="FangSong" w:cs="Times New Roman"/>
+          <w:b w:val="0"/>
+          <w:i w:val="0"/>
+          <w:sz w:val="21"/>
+        </w:rPr>
+        <w:t xml:space="preserve">纯铜</w:t>
+      </w:r>
+      <w:r>
+        <w:rPr>
+          <w:rFonts w:ascii="Times New Roman" w:hAnsi="Times New Roman" w:eastAsia="FangSong" w:cs="Times New Roman"/>
+          <w:b w:val="0"/>
+          <w:i w:val="0"/>
+          <w:sz w:val="21"/>
+        </w:rPr>
+        <w:t xml:space="preserve"> Cu &gt; 99.9%</w:t>
       </w:r>
     </w:p>
     <w:p>

--- a/06-学生侧材料/讲义/元素与分析/铁钴镍铜锌-超级充实版（自学完整）.docx
+++ b/06-学生侧材料/讲义/元素与分析/铁钴镍铜锌-超级充实版（自学完整）.docx
@@ -39950,7 +39950,7 @@
     <ns0:name ns0:val="Verbatim Char"/>
     <ns0:basedOn ns0:val="BodyTextChar"/>
     <ns0:rPr>
-      <ns0:rFonts ns0:ascii="Times New Roman" ns0:cs="Times New Roman" ns0:eastAsia="FangSong" ns0:hAnsi="Times New Roman"/>
+      <ns0:rFonts ns0:ascii="SimSun" ns0:hAnsi="SimSun" ns0:eastAsia="SimSun" ns0:cs="SimSun"/>
       <ns0:b ns0:val="0"/>
       <ns0:sz ns0:val="20"/>
     </ns0:rPr>
@@ -40020,7 +40020,7 @@
       <w:wordWrap w:val="off"/>
     </w:pPr>
     <ns0:rPr>
-      <w:rFonts ns0:ascii="Times New Roman" ns0:hAnsi="Times New Roman" ns0:eastAsia="FangSong" ns0:cs="Times New Roman"/>
+      <w:rFonts w:ascii="SimSun" w:hAnsi="SimSun" w:eastAsia="SimSun" w:cs="SimSun"/>
     </ns0:rPr>
   </w:style>
   <w:style w:type="character" w:customStyle="1" w:styleId="KeywordTok">
